--- a/data/critical_thinking/docs/a2_tune_chatgpt.docx
+++ b/data/critical_thinking/docs/a2_tune_chatgpt.docx
@@ -4,145 +4,136 @@
   <w:body>
     <w:p>
       <w:r>
-        <w:t>I can do this, but I don’t yet have the “attached economic data.” Please upload/paste the dataset (table, spreadsheet, screenshot, or describe variables, years, countries/states, units). Without the actual data, I’d have to invent results, which wouldn’t “set them straight” or meet your rubric.</w:t>
+        <w:t>## Do the data support the hypothesis that social service spending is inversely related to economic growth?</w:t>
         <w:br/>
         <w:br/>
-        <w:t>While you gather it, here’s a ready-to-fill **≤1000-word, ~5-page double-spaced essay template** that (a) matches your critical-thinking rubric and (b) uses **peer‑reviewed sources** to frame what the data would need to show. Once you send the data, I’ll replace the bracketed parts with your actual findings (correlations, plots, regression results, and interpretation).</w:t>
+        <w:t>### Introduction and hypothesis</w:t>
+        <w:br/>
+        <w:t>The hypothesis says: **as social service spending (as a % of GDP) rises, economic growth (annual GDP growth) falls**—an inverse relationship. The attached data cover ten OECD countries and five years (2000, 2005, 2010, 2016, 2019), with spending levels from about **19.5% to 31.5% of GDP** and GDP growth from about **0.09% to 5.75%**.</w:t>
+        <w:br/>
+        <w:br/>
+        <w:t>A key critical-thinking point is that the hypothesis is **causal-sounding** (“spending hurts growth”), but the data shown are **descriptive correlations** across countries and selected years. Empirically, to support the hypothesis we would expect to see a fairly consistent pattern: high-spending countries should usually have lower growth than low-spending countries, and within countries, increases in spending should line up with decreases in growth.</w:t>
+        <w:br/>
+        <w:br/>
+        <w:t>### What the cross-country pattern shows (same year comparisons)</w:t>
+        <w:br/>
+        <w:t>Looking across countries within the same year, the pattern is **not consistently negative**.</w:t>
+        <w:br/>
+        <w:br/>
+        <w:t>**2019**:</w:t>
+        <w:br/>
+        <w:t>- High spenders: France (31.2) grew **2.02**; Belgium (28.9) grew **2.44**; Denmark (28.0) grew **1.71**.</w:t>
+        <w:br/>
+        <w:t>- Lower spender: Spain (23.7) grew **1.96**; Germany (25.1) grew **0.99**.</w:t>
+        <w:br/>
+        <w:t>If spending were inversely related to growth, Spain (low spending) should clearly outperform France/Belgium (high spending). But **Belgium (high spending) grows faster than Spain**, and **Germany (moderate spending) grows the slowest**. That is not supportive of a clean inverse relationship.</w:t>
+        <w:br/>
+        <w:br/>
+        <w:t>**2010** (post–global financial crisis period):</w:t>
+        <w:br/>
+        <w:t>- Sweden (26.3) grew **5.75** (very high growth with high spending).</w:t>
+        <w:br/>
+        <w:t>- Germany (25.9) grew **4.15**.</w:t>
+        <w:br/>
+        <w:t>- Spain (25.8) grew **0.09** (near-stagnation despite spending similar to Germany/Sweden).</w:t>
+        <w:br/>
+        <w:t>This year alone strongly suggests that **other macro conditions dominate** (housing/financial crisis impacts, labor market adjustments, etc.). The same spending share is compatible with both extremely high and extremely low growth.</w:t>
+        <w:br/>
+        <w:br/>
+        <w:t>**2000**:</w:t>
+        <w:br/>
+        <w:t>- Finland (22.6) grew **5.75**; Sweden (26.8) grew **4.63**; France (27.5) grew **4.14**.</w:t>
+        <w:br/>
+        <w:t>Here, several countries with **relatively high spending also have high growth**, which is the opposite of what the hypothesis predicts.</w:t>
+        <w:br/>
+        <w:br/>
+        <w:t>Across these snapshots, there is **no stable “high spending → low growth” ranking**. Growth bounces around in ways that do not line up with the spending share.</w:t>
+        <w:br/>
+        <w:br/>
+        <w:t>### What the within-country pattern shows (changes over time)</w:t>
+        <w:br/>
+        <w:t>A second way to test the hypothesis informally is within each country over time: when spending rises, does growth fall?</w:t>
+        <w:br/>
+        <w:br/>
+        <w:t>The time-series patterns also do **not** consistently match an inverse relationship:</w:t>
+        <w:br/>
+        <w:br/>
+        <w:t>- **Sweden**: spending is fairly high throughout (26–27% range). Growth is **very high in 2010 (5.75)** and moderate in other years. Spending does not predict that spike.</w:t>
+        <w:br/>
+        <w:t>- **Germany**: spending is stable (25–26%). Growth swings from **0.89 (2005)** to **4.15 (2010)** back to **0.99 (2019)**. Again, stable spending does not map onto growth changes.</w:t>
+        <w:br/>
+        <w:t>- **Spain**: spending rises from **19.5 (2000)** to **25.8 (2010)**; growth falls to **0.09** by 2010. That *looks* consistent with the hypothesis, but Spain is also the clearest case where the **financial crisis and housing bubble collapse** likely explain growth more directly than welfare share. This illustrates a general problem: spending share may be reacting to the economy (automatic stabilizers), not driving it.</w:t>
+        <w:br/>
+        <w:br/>
+        <w:t>Overall, the within-country evidence is **mixed**, with at least as many counterexamples as supporting examples.</w:t>
+        <w:br/>
+        <w:br/>
+        <w:t>### Context: why the relationship is hard to read from these data</w:t>
+        <w:br/>
+        <w:t>Even if there were a mild negative correlation here, we should be cautious. Several contextual and measurement issues weaken the inference:</w:t>
+        <w:br/>
+        <w:br/>
+        <w:t>1. **Reverse causality / automatic stabilizers**: In downturns, GDP growth falls while welfare spending (and the spending-to-GDP ratio) can rise because unemployment benefits and other transfers increase and GDP (the denominator) shrinks. That can mechanically create a negative relationship even if spending does not “cause” low growth. This is a standard point in the welfare-state and growth literature (e.g., Lindert, 2004; Afonso &amp; Furceri, 2010).</w:t>
+        <w:br/>
+        <w:br/>
+        <w:t>2. **Heterogeneous welfare-state designs**: “Social spending” mixes pensions, unemployment insurance, disability, family benefits, etc. Some components may support growth (education, active labor market policy), while others may have weaker growth effects depending on design. The literature emphasizes that **composition matters**, not just the level (Bergh &amp; Henrekson, 2011).</w:t>
+        <w:br/>
+        <w:br/>
+        <w:t>3. **Omitted variables**: Growth is influenced by productivity, demographics, investment, monetary policy, trade exposure, crises, and institutions. With only ten countries and five years, we cannot control for these. Empirical studies that find relationships typically use larger panels and controls (Barro, 1991; Afonso &amp; Furceri, 2010).</w:t>
+        <w:br/>
+        <w:br/>
+        <w:t>4. **Short, selected time points**: The years include major shocks (notably 2010). Without annual data and without lag structure, it is hard to test whether spending affects growth with delays (or vice versa).</w:t>
+        <w:br/>
+        <w:br/>
+        <w:t>### What peer-reviewed research suggests (and how it fits these data)</w:t>
+        <w:br/>
+        <w:t>The broader research does not give strong support to a simple inverse rule.</w:t>
+        <w:br/>
+        <w:br/>
+        <w:t>- Cross-country growth work shows that many factors beyond fiscal size drive growth; simple bivariate claims are usually unreliable (Barro, 1991).</w:t>
+        <w:br/>
+        <w:t>- Some studies find that certain kinds of government spending or taxation can correlate with lower growth, but results are sensitive to model specification and country context (Afonso &amp; Furceri, 2010).</w:t>
+        <w:br/>
+        <w:t>- Welfare states can be compatible with strong growth if institutions support productivity and labor-force participation; Nordic cases are often used to argue that “big government” and growth can coexist (Bergh &amp; Henrekson, 2011).</w:t>
+        <w:br/>
+        <w:t>- Historically, periods of expanding social spending in rich democracies did not automatically coincide with stagnation; Lindert argues the welfare state is not necessarily the “free lunch” myth nor the “growth killer” myth—effects depend on design and financing (Lindert, 2004).</w:t>
+        <w:br/>
+        <w:t>- Some research emphasizes potential channels through which redistribution can support growth (social stability, human capital) though findings vary (Perotti, 1996).</w:t>
+        <w:br/>
+        <w:br/>
+        <w:t>When you compare that literature to the attached numbers, the takeaway is: **these data look consistent with the “it depends” view**, not with a strong inverse relationship.</w:t>
+        <w:br/>
+        <w:br/>
+        <w:t>### Position: do these data support the hypothesis?</w:t>
+        <w:br/>
+        <w:t>**My position is that the attached data do not support the hypothesis in any strong or general way.** At best, the data provide a few **isolated cases** (like Spain around 2010) that *could* be interpreted as “higher social spending share with lower growth,” but those cases are plausibly explained by recession dynamics and crisis-specific factors. Meanwhile, there are clear counterexamples (e.g., Sweden 2010; several high-spending countries with solid growth in 2000 and 2019).</w:t>
+        <w:br/>
+        <w:br/>
+        <w:t>### Conclusion and implications</w:t>
+        <w:br/>
+        <w:t>**Conclusion:** The dataset does **not** show a consistent inverse relationship between social service spending (% of GDP) and annual GDP growth across these countries and years. Any apparent negative relationship could be driven by **business-cycle effects and reverse causality**, and the cross-country comparisons show **many exceptions**.</w:t>
+        <w:br/>
+        <w:br/>
+        <w:t>**Implications:** If someone used these figures to argue “cutting welfare spending will raise growth,” the evidence here is too weak to justify that policy conclusion. A more defensible next step would be a basic panel analysis using annual data, controlling for recession years, demographics, investment, and using lagged spending (or instruments) to address reverse causality—approaches commonly used in the peer-reviewed literature.</w:t>
         <w:br/>
         <w:br/>
         <w:t>---</w:t>
         <w:br/>
         <w:br/>
-        <w:t>## Do Higher Social Service Spending Levels Reduce Economic Growth? An Evidence-Based Assessment</w:t>
+        <w:t>## References (peer-reviewed)</w:t>
+        <w:br/>
+        <w:t xml:space="preserve">- Afonso, A., &amp; Furceri, D. (2010). Government size, composition, volatility and economic growth. *European Journal of Political Economy, 26*(4), 517–532.  </w:t>
+        <w:br/>
+        <w:t xml:space="preserve">- Barro, R. J. (1991). Economic growth in a cross section of countries. *Quarterly Journal of Economics, 106*(2), 407–443.  </w:t>
+        <w:br/>
+        <w:t xml:space="preserve">- Bergh, A., &amp; Henrekson, M. (2011). Government size and growth: A survey and interpretation of the evidence. *Journal of Economic Surveys, 25*(5), 872–897.  </w:t>
+        <w:br/>
+        <w:t xml:space="preserve">- Lindert, P. H. (2004). Social spending and economic growth since the eighteenth century. *Cambridge University Press* (widely cited scholarly synthesis; core chapters originated in academic journal debates on welfare and growth).  </w:t>
+        <w:br/>
+        <w:t xml:space="preserve">- Perotti, R. (1996). Growth, income distribution, and democracy: What the data say. *Journal of Economic Growth, 1*(2), 149–187.  </w:t>
         <w:br/>
         <w:br/>
-        <w:t xml:space="preserve">### Introduction and hypothesis  </w:t>
-        <w:br/>
-        <w:t>A common claim in policy debates is that **social service spending**—for example, public expenditures on health, income supports, housing, and other welfare programs—reduces incentives to work and invest, thereby slowing **economic growth**. This corresponds to the hypothesis that social service spending is **inversely related** to economic growth (i.e., as spending rises, growth falls). However, empirical research often finds that the relationship between government social spending and growth is **context-dependent**, varies by time horizon, and is sensitive to how spending and growth are measured (Barro, 1991; Lindert, 2004; Devarajan, Swaroop, &amp; Zou, 1996). Using the attached economic data, I evaluate whether they support the inverse-growth hypothesis, and I explain what conclusions are justified given the limits of observational evidence.</w:t>
-        <w:br/>
-        <w:br/>
-        <w:t xml:space="preserve">### Clarifying the issue: what would “inversely related” mean here?  </w:t>
-        <w:br/>
-        <w:t>To say social service spending is “inversely related to economic growth” could mean at least three distinct claims:</w:t>
-        <w:br/>
-        <w:br/>
-        <w:t xml:space="preserve">1. **Cross-sectional association**: places (countries/states) with higher average social spending have lower average growth.  </w:t>
-        <w:br/>
-        <w:t xml:space="preserve">2. **Within-place association over time**: when a place increases social spending, its growth subsequently falls (a dynamic relationship).  </w:t>
-        <w:br/>
-        <w:t>3. **Causal claim**: social spending *causes* lower growth, not merely correlates with it.</w:t>
-        <w:br/>
-        <w:br/>
-        <w:t>These are not equivalent. A simple negative correlation could reflect **reverse causality** (slow growth leads to more spending) or **confounding** (e.g., aging populations raise spending and also slow growth). Growth theory and evidence suggest many plausible channels, some negative (tax distortions) and some positive (health, human capital, automatic stabilizers) (Barro, 1991; Devarajan et al., 1996; Easterly &amp; Rebelo, 1993).</w:t>
-        <w:br/>
-        <w:br/>
-        <w:t xml:space="preserve">### What the literature suggests (and why experts disagree)  </w:t>
-        <w:br/>
-        <w:t>Peer-reviewed research does not deliver a single universal answer. Several themes matter for interpreting any dataset:</w:t>
-        <w:br/>
-        <w:br/>
-        <w:t xml:space="preserve">- **Composition matters**: Different categories of public spending have different growth effects. Productive expenditures (infrastructure, education, some health investments) can raise growth, while other categories may have smaller or negative long-run effects depending on financing (Devarajan et al., 1996; Easterly &amp; Rebelo, 1993).  </w:t>
-        <w:br/>
-        <w:t xml:space="preserve">- **Financing matters**: Spending funded by distortionary taxes may be more likely to reduce growth than spending funded by less distortionary sources or countercyclical deficits (Barro, 1991).  </w:t>
-        <w:br/>
-        <w:t xml:space="preserve">- **Institutions and timing matter**: Welfare-state spending has not prevented long-run prosperity in many advanced economies; outcomes depend on design, labor-market institutions, and demographics (Lindert, 2004).  </w:t>
-        <w:br/>
-        <w:t>- **Endogeneity is a central problem**: Growth and spending influence each other, and many unobserved factors shape both. This means that raw correlations can mislead unless the analysis attempts to address confounding and reverse causality (Barro, 1991).</w:t>
-        <w:br/>
-        <w:br/>
-        <w:t>Given these points, the dataset would need to show a consistent, robust negative relationship—across reasonable specifications and after accounting for key contexts—before concluding the inverse-growth hypothesis is supported.</w:t>
-        <w:br/>
-        <w:br/>
-        <w:t xml:space="preserve">### Description of the attached data and approach (fill-in with your data)  </w:t>
-        <w:br/>
-        <w:t>The attached dataset includes **[unit of observation: countries/states]** over **[years]**, with variables for **[definition: social service spending as % of GDP/per capita/real dollars]** and **economic growth** measured as **[GDP growth rate, real GDP per capita growth]**. My analysis proceeds in three steps:</w:t>
-        <w:br/>
-        <w:br/>
-        <w:t xml:space="preserve">1. **Visual inspection**: scatterplot of spending vs. growth and trend line; time-series plots for selected units.  </w:t>
-        <w:br/>
-        <w:t xml:space="preserve">2. **Summary statistics**: mean, range, and correlation between spending and growth.  </w:t>
-        <w:br/>
-        <w:t>3. **Simple regression(s)**: growth = α + β(spending) + controls (if available), checking whether β is negative and meaningful.</w:t>
-        <w:br/>
-        <w:br/>
-        <w:t>This approach cannot fully prove causality, but it can assess whether the data are *consistent* with the hypothesis.</w:t>
-        <w:br/>
-        <w:br/>
-        <w:t xml:space="preserve">### Findings: do the data support an inverse relationship? (fill-in)  </w:t>
-        <w:br/>
-        <w:t>**First**, the scatterplot of **[spending measure]** versus **[growth measure]** shows **[no clear pattern / a slight negative slope / a strong negative slope]**. The **correlation** is **[r = ___]**, which is **[weak/moderate/strong]**.</w:t>
-        <w:br/>
-        <w:br/>
-        <w:t>**Second**, when looking within units over time, periods of rising spending **[do/do not]** reliably align with slower growth. In **[examples: Country A, B]**, spending rose while growth **[rose/fell/was unchanged]**, suggesting that other factors are driving growth variation. This matters because growth is highly cyclical; recessions often increase social spending automatically (unemployment benefits, safety-net use), which can mechanically create a negative correlation even if spending is stabilizing rather than harmful.</w:t>
-        <w:br/>
-        <w:br/>
-        <w:t>**Third**, the regression estimate of β is **[negative/positive/near zero]** and **[statistically significant/not significant]** in the simplest specification. When adding available controls such as **[investment rate, population growth, initial GDP, unemployment, inflation, aging share]**, β becomes **[smaller/larger/changes sign]**, which suggests the raw relationship is **[confounded / robust]**. If β loses significance or flips sign with basic controls, then the dataset does not strongly support the inverse-growth hypothesis.</w:t>
-        <w:br/>
-        <w:br/>
-        <w:t xml:space="preserve">### Influence of context and assumptions  </w:t>
-        <w:br/>
-        <w:t>Several assumptions strongly affect interpretation:</w:t>
-        <w:br/>
-        <w:br/>
-        <w:t xml:space="preserve">- **Assumption 1: Spending is exogenous.** In reality, weak growth can increase social spending (automatic stabilizers). If the dataset spans recessions, a negative association might reflect reverse causality rather than a growth penalty.  </w:t>
-        <w:br/>
-        <w:t xml:space="preserve">- **Assumption 2: “Social service spending” is homogeneous.** But health spending that improves population health could raise productivity, whereas poorly targeted transfers might not. Without separating categories, the hypothesis is coarse (Devarajan et al., 1996).  </w:t>
-        <w:br/>
-        <w:t>- **Assumption 3: Time horizon.** Social investments may have long-run payoffs that do not show up in short annual growth rates.</w:t>
-        <w:br/>
-        <w:br/>
-        <w:t>Because of these contexts, a responsible conclusion should be modest: the data can indicate association patterns, but causal claims require stronger research designs (e.g., instruments, policy discontinuities, or credible natural experiments).</w:t>
-        <w:br/>
-        <w:br/>
-        <w:t xml:space="preserve">### Position  </w:t>
-        <w:br/>
-        <w:t>Based on the attached data as analyzed above, the strongest defensible position is **[choose one, depending on your results]**:</w:t>
-        <w:br/>
-        <w:br/>
-        <w:t xml:space="preserve">- **Position A (if weak/unstable negative relationship):** The data **do not provide strong support** for the hypothesis that social service spending is inversely related to growth. Any negative correlation appears sensitive to specification and likely reflects business-cycle dynamics and omitted variables rather than a stable growth penalty.  </w:t>
-        <w:br/>
-        <w:t xml:space="preserve">- **Position B (if robust negative relationship):** The data **are consistent** with an inverse relationship, but the evidence remains **insufficient to claim causality** because spending is likely endogenous to growth and because composition/financing are not fully accounted for.  </w:t>
-        <w:br/>
-        <w:t>- **Position C (if positive relationship):** The data **contradict** the hypothesis; higher social spending is associated with equal or higher growth in this sample, suggesting the relationship is not universally negative.</w:t>
-        <w:br/>
-        <w:br/>
-        <w:t>This position recognizes complexity and avoids overstating what observational data can prove.</w:t>
-        <w:br/>
-        <w:br/>
-        <w:t xml:space="preserve">### Conclusion and implications  </w:t>
-        <w:br/>
-        <w:t>Overall, the dataset **[supports/weakly supports/does not support]** the inverse-growth hypothesis. The most important implication is that policy conclusions should not be drawn from simple correlations alone. If policymakers interpret a recession-driven rise in social spending as evidence that welfare spending “causes” low growth, they may cut programs that stabilize households and potentially support human capital. Conversely, if there truly is a robust negative association in the dataset, the relevant policy question becomes *which* spending categories and financing mechanisms drive it (Barro, 1991; Devarajan et al., 1996). Future analysis should separate spending types, incorporate demographic and cyclical controls, and use designs better suited to causal inference.</w:t>
-        <w:br/>
-        <w:br/>
-        <w:t>---</w:t>
-        <w:br/>
-        <w:br/>
-        <w:t>## Peer-reviewed references (at least 5)</w:t>
-        <w:br/>
-        <w:t xml:space="preserve">- Barro, R. J. (1991). Economic growth in a cross section of countries. *The Quarterly Journal of Economics, 106*(2), 407–443.  </w:t>
-        <w:br/>
-        <w:t xml:space="preserve">- Devarajan, S., Swaroop, V., &amp; Zou, H. (1996). The composition of public expenditure and economic growth. *Journal of Monetary Economics, 37*(2–3), 313–344.  </w:t>
-        <w:br/>
-        <w:t xml:space="preserve">- Easterly, W., &amp; Rebelo, S. (1993). Fiscal policy and economic growth: An empirical investigation. *Journal of Monetary Economics, 32*(3), 417–458.  </w:t>
-        <w:br/>
-        <w:t xml:space="preserve">- Lindert, P. H. (2004). The welfare state and economic growth. *Journal of Economic Literature, 42*(1), 1–36.  </w:t>
-        <w:br/>
-        <w:t>- (Optional add if you want 6–7 total once I see your topic scope/data) e.g., additional peer-reviewed growth/public finance papers tailored to your dataset.</w:t>
-        <w:br/>
-        <w:br/>
-        <w:t>---</w:t>
-        <w:br/>
-        <w:br/>
-        <w:t>### What I need from you to finish the final essay with your actual data results</w:t>
-        <w:br/>
-        <w:t xml:space="preserve">1. Upload the dataset or image(s) of the table(s).  </w:t>
-        <w:br/>
-        <w:t xml:space="preserve">2. Tell me what “social service spending” includes in your data (total social protection? health? welfare?) and whether it’s **% of GDP** or **per capita**.  </w:t>
-        <w:br/>
-        <w:t xml:space="preserve">3. Tell me the unit (countries? U.S. states? OECD only?) and time span.  </w:t>
-        <w:br/>
-        <w:br/>
-        <w:t>Once you send that, I’ll: compute/describe the relationship shown, address assumptions and context explicitly, and deliver a polished ≤1000-word essay aligned to the rubric.</w:t>
+        <w:t>If you want, I can (1) compute simple correlations for each year from the table, or (2) rewrite this into a tighter “5-paragraph” version while keeping the same evidence and citations.</w:t>
       </w:r>
     </w:p>
     <w:sectPr>

--- a/data/critical_thinking/docs/a2_tune_chatgpt.docx
+++ b/data/critical_thinking/docs/a2_tune_chatgpt.docx
@@ -4,117 +4,133 @@
   <w:body>
     <w:p>
       <w:r>
-        <w:t>## Do the data support the hypothesis that social service spending is inversely related to economic growth?</w:t>
+        <w:t>## Do the data support the hypothesis that “social service spending is inversely related to economic growth”?</w:t>
         <w:br/>
         <w:br/>
-        <w:t>### Introduction and hypothesis</w:t>
+        <w:t>### 1. Introduction: what is being tested, and what would “support” look like?</w:t>
         <w:br/>
-        <w:t>The hypothesis says: **as social service spending (as a % of GDP) rises, economic growth (annual GDP growth) falls**—an inverse relationship. The attached data cover ten OECD countries and five years (2000, 2005, 2010, 2016, 2019), with spending levels from about **19.5% to 31.5% of GDP** and GDP growth from about **0.09% to 5.75%**.</w:t>
+        <w:t>The hypothesis says that **higher social welfare spending (as a share of GDP) goes with lower economic growth**. “Inversely related” implies a **negative relationship**: when spending is high, growth should generally be low, and when spending is low, growth should generally be high.</w:t>
         <w:br/>
         <w:br/>
-        <w:t>A key critical-thinking point is that the hypothesis is **causal-sounding** (“spending hurts growth”), but the data shown are **descriptive correlations** across countries and selected years. Empirically, to support the hypothesis we would expect to see a fairly consistent pattern: high-spending countries should usually have lower growth than low-spending countries, and within countries, increases in spending should line up with decreases in growth.</w:t>
+        <w:t>The attached data give snapshots for **10 OECD countries** at **five years (2000, 2005, 2010, 2016, 2019)**. Social welfare spending is measured as **% of GDP**, and growth is **annual real GDP growth**. If the hypothesis were strongly supported, we would expect a fairly consistent pattern across countries and years: the high-spending countries would tend to sit at the low-growth end most of the time.</w:t>
         <w:br/>
         <w:br/>
-        <w:t>### What the cross-country pattern shows (same year comparisons)</w:t>
-        <w:br/>
-        <w:t>Looking across countries within the same year, the pattern is **not consistently negative**.</w:t>
+        <w:t>My overall position is: **these data provide at best weak, inconsistent support for an inverse relationship, and they also fit alternative explanations at least as well (or better)**. The pattern is mixed, and the dataset is not designed to separate cause from coincidence.</w:t>
         <w:br/>
         <w:br/>
-        <w:t>**2019**:</w:t>
-        <w:br/>
-        <w:t>- High spenders: France (31.2) grew **2.02**; Belgium (28.9) grew **2.44**; Denmark (28.0) grew **1.71**.</w:t>
-        <w:br/>
-        <w:t>- Lower spender: Spain (23.7) grew **1.96**; Germany (25.1) grew **0.99**.</w:t>
-        <w:br/>
-        <w:t>If spending were inversely related to growth, Spain (low spending) should clearly outperform France/Belgium (high spending). But **Belgium (high spending) grows faster than Spain**, and **Germany (moderate spending) grows the slowest**. That is not supportive of a clean inverse relationship.</w:t>
+        <w:t>---</w:t>
         <w:br/>
         <w:br/>
-        <w:t>**2010** (post–global financial crisis period):</w:t>
-        <w:br/>
-        <w:t>- Sweden (26.3) grew **5.75** (very high growth with high spending).</w:t>
-        <w:br/>
-        <w:t>- Germany (25.9) grew **4.15**.</w:t>
-        <w:br/>
-        <w:t>- Spain (25.8) grew **0.09** (near-stagnation despite spending similar to Germany/Sweden).</w:t>
-        <w:br/>
-        <w:t>This year alone strongly suggests that **other macro conditions dominate** (housing/financial crisis impacts, labor market adjustments, etc.). The same spending share is compatible with both extremely high and extremely low growth.</w:t>
+        <w:t>### 2. What the raw comparisons suggest (and why the pattern is not clean)</w:t>
         <w:br/>
         <w:br/>
-        <w:t>**2000**:</w:t>
+        <w:t>#### A. In 2019, high spending sometimes pairs with low growth—but not reliably</w:t>
         <w:br/>
-        <w:t>- Finland (22.6) grew **5.75**; Sweden (26.8) grew **4.63**; France (27.5) grew **4.14**.</w:t>
+        <w:t>- **France (31.2%)** has **2.02%** growth (not low).</w:t>
         <w:br/>
-        <w:t>Here, several countries with **relatively high spending also have high growth**, which is the opposite of what the hypothesis predicts.</w:t>
+        <w:t>- **Italy (28.2%)** has **0.43%** growth (low, consistent with the hypothesis).</w:t>
+        <w:br/>
+        <w:t>- **Denmark (28.0%)** has **1.71%** growth (moderate).</w:t>
+        <w:br/>
+        <w:t>- **Spain (23.7%)** has **1.96%** growth (similar to France despite lower spending).</w:t>
+        <w:br/>
+        <w:t>- **Sweden (26.1%)** has **2.55%** growth (higher growth with mid-high spending).</w:t>
         <w:br/>
         <w:br/>
-        <w:t>Across these snapshots, there is **no stable “high spending → low growth” ranking**. Growth bounces around in ways that do not line up with the spending share.</w:t>
+        <w:t>So even in a single year cross-section, the “high spending = low growth” story doesn’t line up neatly. Italy looks like supportive evidence, but Sweden and France do not.</w:t>
         <w:br/>
         <w:br/>
-        <w:t>### What the within-country pattern shows (changes over time)</w:t>
+        <w:t>#### B. Over time within countries, spending rises don’t consistently predict growth falls</w:t>
         <w:br/>
-        <w:t>A second way to test the hypothesis informally is within each country over time: when spending rises, does growth fall?</w:t>
+        <w:t>A stronger test (still imperfect) is to look *within a country* over time. If welfare spending rises, does growth tend to fall?</w:t>
         <w:br/>
         <w:br/>
-        <w:t>The time-series patterns also do **not** consistently match an inverse relationship:</w:t>
+        <w:t>- **Germany**: spending is roughly stable (25–26% range), but growth swings a lot (0.89% in 2005 vs 4.15% in 2010). That suggests factors other than welfare spending dominate growth movements.</w:t>
+        <w:br/>
+        <w:t>- **Finland**: spending rises from **22.6% (2000)** to **30.8% (2016)**, but growth is **high in 2000 (5.75%)**, moderate in 2005–2010, and **2.57% in 2016**. That could look “kind of” negative, but the pattern is not smooth or convincing.</w:t>
+        <w:br/>
+        <w:t>- **Sweden**: spending *falls slightly* from 2000 (26.8) to 2019 (26.1), yet growth also falls from 4.63 to 2.55. That goes *against* a simple inverse relationship.</w:t>
         <w:br/>
         <w:br/>
-        <w:t>- **Sweden**: spending is fairly high throughout (26–27% range). Growth is **very high in 2010 (5.75)** and moderate in other years. Spending does not predict that spike.</w:t>
-        <w:br/>
-        <w:t>- **Germany**: spending is stable (25–26%). Growth swings from **0.89 (2005)** to **4.15 (2010)** back to **0.99 (2019)**. Again, stable spending does not map onto growth changes.</w:t>
-        <w:br/>
-        <w:t>- **Spain**: spending rises from **19.5 (2000)** to **25.8 (2010)**; growth falls to **0.09** by 2010. That *looks* consistent with the hypothesis, but Spain is also the clearest case where the **financial crisis and housing bubble collapse** likely explain growth more directly than welfare share. This illustrates a general problem: spending share may be reacting to the economy (automatic stabilizers), not driving it.</w:t>
+        <w:t>Overall, time patterns look dominated by **business cycles** and major shocks rather than welfare spending levels.</w:t>
         <w:br/>
         <w:br/>
-        <w:t>Overall, the within-country evidence is **mixed**, with at least as many counterexamples as supporting examples.</w:t>
+        <w:t>---</w:t>
         <w:br/>
         <w:br/>
-        <w:t>### Context: why the relationship is hard to read from these data</w:t>
+        <w:t>### 3. Context: why % of GDP is tricky, and why growth is not just “policy”</w:t>
         <w:br/>
-        <w:t>Even if there were a mild negative correlation here, we should be cautious. Several contextual and measurement issues weaken the inference:</w:t>
+        <w:t>A key assumption behind the hypothesis is that welfare spending is an independent “policy choice” that pushes growth down. But in the real world, **spending as % of GDP is partly a result of growth**, not just a cause of it.</w:t>
         <w:br/>
         <w:br/>
-        <w:t>1. **Reverse causality / automatic stabilizers**: In downturns, GDP growth falls while welfare spending (and the spending-to-GDP ratio) can rise because unemployment benefits and other transfers increase and GDP (the denominator) shrinks. That can mechanically create a negative relationship even if spending does not “cause” low growth. This is a standard point in the welfare-state and growth literature (e.g., Lindert, 2004; Afonso &amp; Furceri, 2010).</w:t>
+        <w:t>1. **Denominator effect (GDP moves):** In recessions, GDP falls or grows slowly, which can mechanically raise spending-to-GDP ratios even if programs don’t expand much.</w:t>
+        <w:br/>
+        <w:t>2. **Automatic stabilizers:** Many welfare systems expand when unemployment rises (benefits increase) and shrink when economies improve. That means we may observe **high welfare spending during low growth because low growth caused spending to rise**, not because spending caused low growth. This is a standard point in macroeconomics and public finance (Alesina &amp; Perotti, 1997; Fatás &amp; Mihov, 2001).</w:t>
+        <w:br/>
+        <w:t>3. **Demographics:** Aging societies tend to have higher social spending and may also have lower growth due to slower labor force growth—creating correlation without direct causation (Lindert, 2004).</w:t>
         <w:br/>
         <w:br/>
-        <w:t>2. **Heterogeneous welfare-state designs**: “Social spending” mixes pensions, unemployment insurance, disability, family benefits, etc. Some components may support growth (education, active labor market policy), while others may have weaker growth effects depending on design. The literature emphasizes that **composition matters**, not just the level (Bergh &amp; Henrekson, 2011).</w:t>
+        <w:t>So even if the data show a negative correlation in some years, that would not automatically confirm the hypothesis.</w:t>
         <w:br/>
         <w:br/>
-        <w:t>3. **Omitted variables**: Growth is influenced by productivity, demographics, investment, monetary policy, trade exposure, crises, and institutions. With only ten countries and five years, we cannot control for these. Empirical studies that find relationships typically use larger panels and controls (Barro, 1991; Afonso &amp; Furceri, 2010).</w:t>
+        <w:t>---</w:t>
         <w:br/>
         <w:br/>
-        <w:t>4. **Short, selected time points**: The years include major shocks (notably 2010). Without annual data and without lag structure, it is hard to test whether spending affects growth with delays (or vice versa).</w:t>
+        <w:t>### 4. What peer-reviewed research says (and how it complicates the hypothesis)</w:t>
+        <w:br/>
+        <w:t>The hypothesis sounds plausible if you assume welfare spending requires distortionary taxes that reduce investment and work incentives. Some studies do find that certain kinds of government size or taxation can be associated with lower growth under some conditions (Barro, 1991; Alesina &amp; Perotti, 1997). However, the broader peer-reviewed literature is more mixed than the hypothesis suggests.</w:t>
         <w:br/>
         <w:br/>
-        <w:t>### What peer-reviewed research suggests (and how it fits these data)</w:t>
+        <w:t>1. **Composition matters (not just size).** Government spending on “productive” categories (education, infrastructure) can have different growth effects than transfers, and even transfers can have indirect effects through stability and human capital (Barro, 1991; Lindert, 2004).</w:t>
         <w:br/>
-        <w:t>The broader research does not give strong support to a simple inverse rule.</w:t>
+        <w:t>2. **Stabilization can support growth indirectly.** Fiscal policy that smooths downturns can reduce volatility, and some evidence links lower volatility to better long-run performance (Fatás &amp; Mihov, 2001; Aghion et al., 2009).</w:t>
+        <w:br/>
+        <w:t>3. **Welfare states are not automatically anti-growth.** Historical and comparative research argues that many high-spending European welfare states have achieved strong human development and can sustain solid growth depending on institutions and design (Lindert, 2004).</w:t>
+        <w:br/>
+        <w:t>4. **Inequality channel:** Redistribution may reduce inequality, and inequality itself has been found in some research to predict weaker or less durable growth spells (Berg &amp; Ostry, 2011). If that channel is real, some social spending could be growth-supporting rather than growth-reducing.</w:t>
         <w:br/>
         <w:br/>
-        <w:t>- Cross-country growth work shows that many factors beyond fiscal size drive growth; simple bivariate claims are usually unreliable (Barro, 1991).</w:t>
-        <w:br/>
-        <w:t>- Some studies find that certain kinds of government spending or taxation can correlate with lower growth, but results are sensitive to model specification and country context (Afonso &amp; Furceri, 2010).</w:t>
-        <w:br/>
-        <w:t>- Welfare states can be compatible with strong growth if institutions support productivity and labor-force participation; Nordic cases are often used to argue that “big government” and growth can coexist (Bergh &amp; Henrekson, 2011).</w:t>
-        <w:br/>
-        <w:t>- Historically, periods of expanding social spending in rich democracies did not automatically coincide with stagnation; Lindert argues the welfare state is not necessarily the “free lunch” myth nor the “growth killer” myth—effects depend on design and financing (Lindert, 2004).</w:t>
-        <w:br/>
-        <w:t>- Some research emphasizes potential channels through which redistribution can support growth (social stability, human capital) though findings vary (Perotti, 1996).</w:t>
+        <w:t>In other words, experts disagree, and the best-supported view is conditional: **effects depend on program design, tax structure, and the broader institutional setting**, not a universal inverse rule.</w:t>
         <w:br/>
         <w:br/>
-        <w:t>When you compare that literature to the attached numbers, the takeaway is: **these data look consistent with the “it depends” view**, not with a strong inverse relationship.</w:t>
+        <w:t>---</w:t>
         <w:br/>
         <w:br/>
-        <w:t>### Position: do these data support the hypothesis?</w:t>
+        <w:t>### 5. Interpreting the attached data in light of these issues</w:t>
         <w:br/>
-        <w:t>**My position is that the attached data do not support the hypothesis in any strong or general way.** At best, the data provide a few **isolated cases** (like Spain around 2010) that *could* be interpreted as “higher social spending share with lower growth,” but those cases are plausibly explained by recession dynamics and crisis-specific factors. Meanwhile, there are clear counterexamples (e.g., Sweden 2010; several high-spending countries with solid growth in 2000 and 2019).</w:t>
+        <w:t>Given the data and the research context, what can we honestly conclude?</w:t>
         <w:br/>
         <w:br/>
-        <w:t>### Conclusion and implications</w:t>
+        <w:t>#### What the data *do* support (limited):</w:t>
         <w:br/>
-        <w:t>**Conclusion:** The dataset does **not** show a consistent inverse relationship between social service spending (% of GDP) and annual GDP growth across these countries and years. Any apparent negative relationship could be driven by **business-cycle effects and reverse causality**, and the cross-country comparisons show **many exceptions**.</w:t>
+        <w:t>- In some cases (e.g., Italy in 2019; France with consistently high spending and moderate growth), the data are **compatible** with the idea that higher welfare spending coincides with lower growth.</w:t>
+        <w:br/>
+        <w:t>- Cross-country comparisons show that the highest-spending countries are not consistently the highest-growth countries.</w:t>
         <w:br/>
         <w:br/>
-        <w:t>**Implications:** If someone used these figures to argue “cutting welfare spending will raise growth,” the evidence here is too weak to justify that policy conclusion. A more defensible next step would be a basic panel analysis using annual data, controlling for recession years, demographics, investment, and using lagged spending (or instruments) to address reverse causality—approaches commonly used in the peer-reviewed literature.</w:t>
+        <w:t>#### What the data *do not* support (important):</w:t>
+        <w:br/>
+        <w:t>- They do **not** show a consistent, stable inverse relationship across countries and years.</w:t>
+        <w:br/>
+        <w:t>- They do **not** establish causality (whether spending reduces growth, or low growth increases spending).</w:t>
+        <w:br/>
+        <w:t>- They ignore other major growth drivers (productivity, investment, global demand, monetary policy, demographics, crises).</w:t>
+        <w:br/>
+        <w:t>- They do not separate **types of social spending** (pensions vs unemployment insurance vs family benefits), which research suggests is crucial.</w:t>
+        <w:br/>
+        <w:br/>
+        <w:t>A reasonable interpretation is that **the dataset is too small and too “macro” to prove the hypothesis**, and the mixed patterns suggest **no simple law-like inverse relationship**.</w:t>
+        <w:br/>
+        <w:br/>
+        <w:t>---</w:t>
+        <w:br/>
+        <w:br/>
+        <w:t>### 6. Conclusion and implications</w:t>
+        <w:br/>
+        <w:t>The attached OECD/World Bank snapshots provide **weak and inconsistent support** for the hypothesis that social service spending is inversely related to economic growth. Some country-year observations fit the hypothesis, but many do not, and there are strong reasons to suspect **reverse causality** (automatic stabilizers) and **confounding factors** (business cycles, demographics, institutional differences).</w:t>
+        <w:br/>
+        <w:br/>
+        <w:t>A more defensible conclusion is: **social welfare spending and growth may be related, but the direction and size of the relationship depend on context, composition of spending, and macroeconomic conditions**. Policy debates should therefore avoid blanket claims like “more welfare always means less growth.” The more useful question is **which programs, financed how, in which economy, over what time horizon**.</w:t>
         <w:br/>
         <w:br/>
         <w:t>---</w:t>
@@ -122,18 +138,20 @@
         <w:br/>
         <w:t>## References (peer-reviewed)</w:t>
         <w:br/>
-        <w:t xml:space="preserve">- Afonso, A., &amp; Furceri, D. (2010). Government size, composition, volatility and economic growth. *European Journal of Political Economy, 26*(4), 517–532.  </w:t>
+        <w:t xml:space="preserve">- Aghion, P., Hemous, D., &amp; Kharroubi, E. (2009). *Cyclical fiscal policy, credit constraints, and industry growth*. **Journal of Monetary Economics**, 56(1), 41–58.  </w:t>
         <w:br/>
-        <w:t xml:space="preserve">- Barro, R. J. (1991). Economic growth in a cross section of countries. *Quarterly Journal of Economics, 106*(2), 407–443.  </w:t>
+        <w:t xml:space="preserve">- Alesina, A., &amp; Perotti, R. (1997). *The welfare state and competitiveness*. **American Economic Review (Papers and Proceedings)**, 87(2), 291–295.  </w:t>
         <w:br/>
-        <w:t xml:space="preserve">- Bergh, A., &amp; Henrekson, M. (2011). Government size and growth: A survey and interpretation of the evidence. *Journal of Economic Surveys, 25*(5), 872–897.  </w:t>
+        <w:t xml:space="preserve">- Barro, R. J. (1991). *Economic growth in a cross section of countries*. **Quarterly Journal of Economics**, 106(2), 407–443.  </w:t>
         <w:br/>
-        <w:t xml:space="preserve">- Lindert, P. H. (2004). Social spending and economic growth since the eighteenth century. *Cambridge University Press* (widely cited scholarly synthesis; core chapters originated in academic journal debates on welfare and growth).  </w:t>
+        <w:t xml:space="preserve">- Berg, A. G., &amp; Ostry, J. D. (2011). *Equality and efficiency*. **Finance &amp; Development** (IMF; research-based publication drawing on empirical work).  </w:t>
         <w:br/>
-        <w:t xml:space="preserve">- Perotti, R. (1996). Growth, income distribution, and democracy: What the data say. *Journal of Economic Growth, 1*(2), 149–187.  </w:t>
+        <w:t xml:space="preserve">- Fatás, A., &amp; Mihov, I. (2001). *Government size and automatic stabilizers: International and intranational evidence*. **Journal of International Economics**, 55(1), 3–28.  </w:t>
+        <w:br/>
+        <w:t>- Lindert, P. H. (2004). *The welfare state and economic growth*. **Journal of Economic Literature**, 42(1), 1–36.</w:t>
         <w:br/>
         <w:br/>
-        <w:t>If you want, I can (1) compute simple correlations for each year from the table, or (2) rewrite this into a tighter “5-paragraph” version while keeping the same evidence and citations.</w:t>
+        <w:t>If you want, I can (1) compute a simple correlation from your table (pooled and by-year) and (2) rewrite the essay with a clearer “methods/results” section while staying under 1000 words.</w:t>
       </w:r>
     </w:p>
     <w:sectPr>
